--- a/assets/Manuscripts/E9814_Sim15_Primary Assessment.docx
+++ b/assets/Manuscripts/E9814_Sim15_Primary Assessment.docx
@@ -1,6 +1,6 @@
 
 <file path=word/document.xml><?xml version="1.0" encoding="utf-8"?>
-<w:document xmlns:wpc="http://schemas.microsoft.com/office/word/2010/wordprocessingCanvas" xmlns:cx="http://schemas.microsoft.com/office/drawing/2014/chartex" xmlns:cx1="http://schemas.microsoft.com/office/drawing/2015/9/8/chartex" xmlns:cx2="http://schemas.microsoft.com/office/drawing/2015/10/21/chartex" xmlns:cx3="http://schemas.microsoft.com/office/drawing/2016/5/9/chartex" xmlns:cx4="http://schemas.microsoft.com/office/drawing/2016/5/10/chartex" xmlns:cx5="http://schemas.microsoft.com/office/drawing/2016/5/11/chartex" xmlns:cx6="http://schemas.microsoft.com/office/drawing/2016/5/12/chartex" xmlns:cx7="http://schemas.microsoft.com/office/drawing/2016/5/13/chartex" xmlns:cx8="http://schemas.microsoft.com/office/drawing/2016/5/14/chartex" xmlns:mc="http://schemas.openxmlformats.org/markup-compatibility/2006" xmlns:aink="http://schemas.microsoft.com/office/drawing/2016/ink" xmlns:am3d="http://schemas.microsoft.com/office/drawing/2017/model3d" xmlns:o="urn:schemas-microsoft-com:office:office" xmlns:oel="http://schemas.microsoft.com/office/2019/extlst" xmlns:r="http://schemas.openxmlformats.org/officeDocument/2006/relationships" xmlns:m="http://schemas.openxmlformats.org/officeDocument/2006/math" xmlns:v="urn:schemas-microsoft-com:vml" xmlns:wp14="http://schemas.microsoft.com/office/word/2010/wordprocessingDrawing" xmlns:wp="http://schemas.openxmlformats.org/drawingml/2006/wordprocessingDrawing" xmlns:w10="urn:schemas-microsoft-com:office:word" xmlns:w="http://schemas.openxmlformats.org/wordprocessingml/2006/main" xmlns:w14="http://schemas.microsoft.com/office/word/2010/wordml" xmlns:w15="http://schemas.microsoft.com/office/word/2012/wordml" xmlns:w16cei="http://schemas.microsoft.com/office/word/2026/wordml/cei" xmlns:w16cex="http://schemas.microsoft.com/office/word/2018/wordml/cex" xmlns:w16cid="http://schemas.microsoft.com/office/word/2016/wordml/cid" xmlns:w16="http://schemas.microsoft.com/office/word/2018/wordml" xmlns:w16du="http://schemas.microsoft.com/office/word/2023/wordml/word16du" xmlns:w16sdtdh="http://schemas.microsoft.com/office/word/2020/wordml/sdtdatahash" xmlns:w16sdtfl="http://schemas.microsoft.com/office/word/2024/wordml/sdtformatlock" xmlns:w16se="http://schemas.microsoft.com/office/word/2015/wordml/symex" xmlns:wpg="http://schemas.microsoft.com/office/word/2010/wordprocessingGroup" xmlns:wpi="http://schemas.microsoft.com/office/word/2010/wordprocessingInk" xmlns:wne="http://schemas.microsoft.com/office/word/2006/wordml" xmlns:wps="http://schemas.microsoft.com/office/word/2010/wordprocessingShape" mc:Ignorable="w14 w15 w16se w16cid w16 w16cex w16sdtdh w16sdtfl w16du wp14">
+<w:document xmlns:wpc="http://schemas.microsoft.com/office/word/2010/wordprocessingCanvas" xmlns:cx="http://schemas.microsoft.com/office/drawing/2014/chartex" xmlns:cx1="http://schemas.microsoft.com/office/drawing/2015/9/8/chartex" xmlns:cx2="http://schemas.microsoft.com/office/drawing/2015/10/21/chartex" xmlns:cx3="http://schemas.microsoft.com/office/drawing/2016/5/9/chartex" xmlns:cx4="http://schemas.microsoft.com/office/drawing/2016/5/10/chartex" xmlns:cx5="http://schemas.microsoft.com/office/drawing/2016/5/11/chartex" xmlns:cx6="http://schemas.microsoft.com/office/drawing/2016/5/12/chartex" xmlns:cx7="http://schemas.microsoft.com/office/drawing/2016/5/13/chartex" xmlns:cx8="http://schemas.microsoft.com/office/drawing/2016/5/14/chartex" xmlns:mc="http://schemas.openxmlformats.org/markup-compatibility/2006" xmlns:aink="http://schemas.microsoft.com/office/drawing/2016/ink" xmlns:am3d="http://schemas.microsoft.com/office/drawing/2017/model3d" xmlns:o="urn:schemas-microsoft-com:office:office" xmlns:oel="http://schemas.microsoft.com/office/2019/extlst" xmlns:r="http://schemas.openxmlformats.org/officeDocument/2006/relationships" xmlns:m="http://schemas.openxmlformats.org/officeDocument/2006/math" xmlns:v="urn:schemas-microsoft-com:vml" xmlns:wp14="http://schemas.microsoft.com/office/word/2010/wordprocessingDrawing" xmlns:wp="http://schemas.openxmlformats.org/drawingml/2006/wordprocessingDrawing" xmlns:w10="urn:schemas-microsoft-com:office:word" xmlns:w="http://schemas.openxmlformats.org/wordprocessingml/2006/main" xmlns:w14="http://schemas.microsoft.com/office/word/2010/wordml" xmlns:w15="http://schemas.microsoft.com/office/word/2012/wordml" xmlns:w16cex="http://schemas.microsoft.com/office/word/2018/wordml/cex" xmlns:w16cid="http://schemas.microsoft.com/office/word/2016/wordml/cid" xmlns:w16="http://schemas.microsoft.com/office/word/2018/wordml" xmlns:w16du="http://schemas.microsoft.com/office/word/2023/wordml/word16du" xmlns:w16sdtdh="http://schemas.microsoft.com/office/word/2020/wordml/sdtdatahash" xmlns:w16sdtfl="http://schemas.microsoft.com/office/word/2024/wordml/sdtformatlock" xmlns:w16se="http://schemas.microsoft.com/office/word/2015/wordml/symex" xmlns:wpg="http://schemas.microsoft.com/office/word/2010/wordprocessingGroup" xmlns:wpi="http://schemas.microsoft.com/office/word/2010/wordprocessingInk" xmlns:wne="http://schemas.microsoft.com/office/word/2006/wordml" xmlns:wps="http://schemas.microsoft.com/office/word/2010/wordprocessingShape" mc:Ignorable="w14 w15 w16se w16cid w16 w16cex w16sdtdh w16sdtfl w16du wp14">
   <w:body>
     <w:p>
       <w:pPr>
@@ -5408,7 +5408,19 @@
         <w:rPr>
           <w:color w:val="000000"/>
         </w:rPr>
-        <w:t>&lt;title&gt;Presimulation Activity</w:t>
+        <w:t>&lt;title&gt;</w:t>
+      </w:r>
+      <w:r>
+        <w:rPr>
+          <w:color w:val="000000"/>
+        </w:rPr>
+        <w:t>Posts</w:t>
+      </w:r>
+      <w:r>
+        <w:rPr>
+          <w:color w:val="000000"/>
+        </w:rPr>
+        <w:t>imulation Activity</w:t>
       </w:r>
       <w:r>
         <w:rPr>
@@ -6246,7 +6258,7 @@
 </file>
 
 <file path=word/comments.xml><?xml version="1.0" encoding="utf-8"?>
-<w:comments xmlns:wpc="http://schemas.microsoft.com/office/word/2010/wordprocessingCanvas" xmlns:cx="http://schemas.microsoft.com/office/drawing/2014/chartex" xmlns:cx1="http://schemas.microsoft.com/office/drawing/2015/9/8/chartex" xmlns:cx2="http://schemas.microsoft.com/office/drawing/2015/10/21/chartex" xmlns:cx3="http://schemas.microsoft.com/office/drawing/2016/5/9/chartex" xmlns:cx4="http://schemas.microsoft.com/office/drawing/2016/5/10/chartex" xmlns:cx5="http://schemas.microsoft.com/office/drawing/2016/5/11/chartex" xmlns:cx6="http://schemas.microsoft.com/office/drawing/2016/5/12/chartex" xmlns:cx7="http://schemas.microsoft.com/office/drawing/2016/5/13/chartex" xmlns:cx8="http://schemas.microsoft.com/office/drawing/2016/5/14/chartex" xmlns:mc="http://schemas.openxmlformats.org/markup-compatibility/2006" xmlns:aink="http://schemas.microsoft.com/office/drawing/2016/ink" xmlns:am3d="http://schemas.microsoft.com/office/drawing/2017/model3d" xmlns:o="urn:schemas-microsoft-com:office:office" xmlns:oel="http://schemas.microsoft.com/office/2019/extlst" xmlns:r="http://schemas.openxmlformats.org/officeDocument/2006/relationships" xmlns:m="http://schemas.openxmlformats.org/officeDocument/2006/math" xmlns:v="urn:schemas-microsoft-com:vml" xmlns:wp14="http://schemas.microsoft.com/office/word/2010/wordprocessingDrawing" xmlns:wp="http://schemas.openxmlformats.org/drawingml/2006/wordprocessingDrawing" xmlns:w10="urn:schemas-microsoft-com:office:word" xmlns:w="http://schemas.openxmlformats.org/wordprocessingml/2006/main" xmlns:w14="http://schemas.microsoft.com/office/word/2010/wordml" xmlns:w15="http://schemas.microsoft.com/office/word/2012/wordml" xmlns:w16cei="http://schemas.microsoft.com/office/word/2026/wordml/cei" xmlns:w16cex="http://schemas.microsoft.com/office/word/2018/wordml/cex" xmlns:w16cid="http://schemas.microsoft.com/office/word/2016/wordml/cid" xmlns:w16="http://schemas.microsoft.com/office/word/2018/wordml" xmlns:w16du="http://schemas.microsoft.com/office/word/2023/wordml/word16du" xmlns:w16sdtdh="http://schemas.microsoft.com/office/word/2020/wordml/sdtdatahash" xmlns:w16sdtfl="http://schemas.microsoft.com/office/word/2024/wordml/sdtformatlock" xmlns:w16se="http://schemas.microsoft.com/office/word/2015/wordml/symex" xmlns:wpg="http://schemas.microsoft.com/office/word/2010/wordprocessingGroup" xmlns:wpi="http://schemas.microsoft.com/office/word/2010/wordprocessingInk" xmlns:wne="http://schemas.microsoft.com/office/word/2006/wordml" xmlns:wps="http://schemas.microsoft.com/office/word/2010/wordprocessingShape" mc:Ignorable="w14 w15 w16se w16cid w16 w16cex w16sdtdh w16sdtfl w16du wp14">
+<w:comments xmlns:wpc="http://schemas.microsoft.com/office/word/2010/wordprocessingCanvas" xmlns:cx="http://schemas.microsoft.com/office/drawing/2014/chartex" xmlns:cx1="http://schemas.microsoft.com/office/drawing/2015/9/8/chartex" xmlns:cx2="http://schemas.microsoft.com/office/drawing/2015/10/21/chartex" xmlns:cx3="http://schemas.microsoft.com/office/drawing/2016/5/9/chartex" xmlns:cx4="http://schemas.microsoft.com/office/drawing/2016/5/10/chartex" xmlns:cx5="http://schemas.microsoft.com/office/drawing/2016/5/11/chartex" xmlns:cx6="http://schemas.microsoft.com/office/drawing/2016/5/12/chartex" xmlns:cx7="http://schemas.microsoft.com/office/drawing/2016/5/13/chartex" xmlns:cx8="http://schemas.microsoft.com/office/drawing/2016/5/14/chartex" xmlns:mc="http://schemas.openxmlformats.org/markup-compatibility/2006" xmlns:aink="http://schemas.microsoft.com/office/drawing/2016/ink" xmlns:am3d="http://schemas.microsoft.com/office/drawing/2017/model3d" xmlns:o="urn:schemas-microsoft-com:office:office" xmlns:oel="http://schemas.microsoft.com/office/2019/extlst" xmlns:r="http://schemas.openxmlformats.org/officeDocument/2006/relationships" xmlns:m="http://schemas.openxmlformats.org/officeDocument/2006/math" xmlns:v="urn:schemas-microsoft-com:vml" xmlns:wp14="http://schemas.microsoft.com/office/word/2010/wordprocessingDrawing" xmlns:wp="http://schemas.openxmlformats.org/drawingml/2006/wordprocessingDrawing" xmlns:w10="urn:schemas-microsoft-com:office:word" xmlns:w="http://schemas.openxmlformats.org/wordprocessingml/2006/main" xmlns:w14="http://schemas.microsoft.com/office/word/2010/wordml" xmlns:w15="http://schemas.microsoft.com/office/word/2012/wordml" xmlns:w16cex="http://schemas.microsoft.com/office/word/2018/wordml/cex" xmlns:w16cid="http://schemas.microsoft.com/office/word/2016/wordml/cid" xmlns:w16="http://schemas.microsoft.com/office/word/2018/wordml" xmlns:w16du="http://schemas.microsoft.com/office/word/2023/wordml/word16du" xmlns:w16sdtdh="http://schemas.microsoft.com/office/word/2020/wordml/sdtdatahash" xmlns:w16sdtfl="http://schemas.microsoft.com/office/word/2024/wordml/sdtformatlock" xmlns:w16se="http://schemas.microsoft.com/office/word/2015/wordml/symex" xmlns:wpg="http://schemas.microsoft.com/office/word/2010/wordprocessingGroup" xmlns:wpi="http://schemas.microsoft.com/office/word/2010/wordprocessingInk" xmlns:wne="http://schemas.microsoft.com/office/word/2006/wordml" xmlns:wps="http://schemas.microsoft.com/office/word/2010/wordprocessingShape" mc:Ignorable="w14 w15 w16se w16cid w16 w16cex w16sdtdh w16sdtfl w16du wp14">
   <w:comment w:id="0" w:author="Anna Seaman" w:date="2026-08-14T09:12:00Z" w:initials="AS">
     <w:p>
       <w:pPr>
@@ -6267,25 +6279,25 @@
 </file>
 
 <file path=word/commentsExtended.xml><?xml version="1.0" encoding="utf-8"?>
-<w15:commentsEx xmlns:wpc="http://schemas.microsoft.com/office/word/2010/wordprocessingCanvas" xmlns:cx="http://schemas.microsoft.com/office/drawing/2014/chartex" xmlns:cx1="http://schemas.microsoft.com/office/drawing/2015/9/8/chartex" xmlns:cx2="http://schemas.microsoft.com/office/drawing/2015/10/21/chartex" xmlns:cx3="http://schemas.microsoft.com/office/drawing/2016/5/9/chartex" xmlns:cx4="http://schemas.microsoft.com/office/drawing/2016/5/10/chartex" xmlns:cx5="http://schemas.microsoft.com/office/drawing/2016/5/11/chartex" xmlns:cx6="http://schemas.microsoft.com/office/drawing/2016/5/12/chartex" xmlns:cx7="http://schemas.microsoft.com/office/drawing/2016/5/13/chartex" xmlns:cx8="http://schemas.microsoft.com/office/drawing/2016/5/14/chartex" xmlns:mc="http://schemas.openxmlformats.org/markup-compatibility/2006" xmlns:aink="http://schemas.microsoft.com/office/drawing/2016/ink" xmlns:am3d="http://schemas.microsoft.com/office/drawing/2017/model3d" xmlns:o="urn:schemas-microsoft-com:office:office" xmlns:oel="http://schemas.microsoft.com/office/2019/extlst" xmlns:r="http://schemas.openxmlformats.org/officeDocument/2006/relationships" xmlns:m="http://schemas.openxmlformats.org/officeDocument/2006/math" xmlns:v="urn:schemas-microsoft-com:vml" xmlns:wp14="http://schemas.microsoft.com/office/word/2010/wordprocessingDrawing" xmlns:wp="http://schemas.openxmlformats.org/drawingml/2006/wordprocessingDrawing" xmlns:w10="urn:schemas-microsoft-com:office:word" xmlns:w="http://schemas.openxmlformats.org/wordprocessingml/2006/main" xmlns:w14="http://schemas.microsoft.com/office/word/2010/wordml" xmlns:w15="http://schemas.microsoft.com/office/word/2012/wordml" xmlns:w16cei="http://schemas.microsoft.com/office/word/2026/wordml/cei" xmlns:w16cex="http://schemas.microsoft.com/office/word/2018/wordml/cex" xmlns:w16cid="http://schemas.microsoft.com/office/word/2016/wordml/cid" xmlns:w16="http://schemas.microsoft.com/office/word/2018/wordml" xmlns:w16du="http://schemas.microsoft.com/office/word/2023/wordml/word16du" xmlns:w16sdtdh="http://schemas.microsoft.com/office/word/2020/wordml/sdtdatahash" xmlns:w16sdtfl="http://schemas.microsoft.com/office/word/2024/wordml/sdtformatlock" xmlns:w16se="http://schemas.microsoft.com/office/word/2015/wordml/symex" xmlns:wpg="http://schemas.microsoft.com/office/word/2010/wordprocessingGroup" xmlns:wpi="http://schemas.microsoft.com/office/word/2010/wordprocessingInk" xmlns:wne="http://schemas.microsoft.com/office/word/2006/wordml" xmlns:wps="http://schemas.microsoft.com/office/word/2010/wordprocessingShape" mc:Ignorable="w14 w15 w16se w16cid w16 w16cex w16sdtdh w16sdtfl w16du wp14">
+<w15:commentsEx xmlns:wpc="http://schemas.microsoft.com/office/word/2010/wordprocessingCanvas" xmlns:cx="http://schemas.microsoft.com/office/drawing/2014/chartex" xmlns:cx1="http://schemas.microsoft.com/office/drawing/2015/9/8/chartex" xmlns:cx2="http://schemas.microsoft.com/office/drawing/2015/10/21/chartex" xmlns:cx3="http://schemas.microsoft.com/office/drawing/2016/5/9/chartex" xmlns:cx4="http://schemas.microsoft.com/office/drawing/2016/5/10/chartex" xmlns:cx5="http://schemas.microsoft.com/office/drawing/2016/5/11/chartex" xmlns:cx6="http://schemas.microsoft.com/office/drawing/2016/5/12/chartex" xmlns:cx7="http://schemas.microsoft.com/office/drawing/2016/5/13/chartex" xmlns:cx8="http://schemas.microsoft.com/office/drawing/2016/5/14/chartex" xmlns:mc="http://schemas.openxmlformats.org/markup-compatibility/2006" xmlns:aink="http://schemas.microsoft.com/office/drawing/2016/ink" xmlns:am3d="http://schemas.microsoft.com/office/drawing/2017/model3d" xmlns:o="urn:schemas-microsoft-com:office:office" xmlns:oel="http://schemas.microsoft.com/office/2019/extlst" xmlns:r="http://schemas.openxmlformats.org/officeDocument/2006/relationships" xmlns:m="http://schemas.openxmlformats.org/officeDocument/2006/math" xmlns:v="urn:schemas-microsoft-com:vml" xmlns:wp14="http://schemas.microsoft.com/office/word/2010/wordprocessingDrawing" xmlns:wp="http://schemas.openxmlformats.org/drawingml/2006/wordprocessingDrawing" xmlns:w10="urn:schemas-microsoft-com:office:word" xmlns:w="http://schemas.openxmlformats.org/wordprocessingml/2006/main" xmlns:w14="http://schemas.microsoft.com/office/word/2010/wordml" xmlns:w15="http://schemas.microsoft.com/office/word/2012/wordml" xmlns:w16cex="http://schemas.microsoft.com/office/word/2018/wordml/cex" xmlns:w16cid="http://schemas.microsoft.com/office/word/2016/wordml/cid" xmlns:w16="http://schemas.microsoft.com/office/word/2018/wordml" xmlns:w16du="http://schemas.microsoft.com/office/word/2023/wordml/word16du" xmlns:w16sdtdh="http://schemas.microsoft.com/office/word/2020/wordml/sdtdatahash" xmlns:w16sdtfl="http://schemas.microsoft.com/office/word/2024/wordml/sdtformatlock" xmlns:w16se="http://schemas.microsoft.com/office/word/2015/wordml/symex" xmlns:wpg="http://schemas.microsoft.com/office/word/2010/wordprocessingGroup" xmlns:wpi="http://schemas.microsoft.com/office/word/2010/wordprocessingInk" xmlns:wne="http://schemas.microsoft.com/office/word/2006/wordml" xmlns:wps="http://schemas.microsoft.com/office/word/2010/wordprocessingShape" mc:Ignorable="w14 w15 w16se w16cid w16 w16cex w16sdtdh w16sdtfl w16du wp14">
   <w15:commentEx w15:paraId="4E7A4C7B" w15:done="0"/>
 </w15:commentsEx>
 </file>
 
 <file path=word/commentsExtensible.xml><?xml version="1.0" encoding="utf-8"?>
-<w16cex:commentsExtensible xmlns:wpc="http://schemas.microsoft.com/office/word/2010/wordprocessingCanvas" xmlns:cx="http://schemas.microsoft.com/office/drawing/2014/chartex" xmlns:cx1="http://schemas.microsoft.com/office/drawing/2015/9/8/chartex" xmlns:cx2="http://schemas.microsoft.com/office/drawing/2015/10/21/chartex" xmlns:cx3="http://schemas.microsoft.com/office/drawing/2016/5/9/chartex" xmlns:cx4="http://schemas.microsoft.com/office/drawing/2016/5/10/chartex" xmlns:cx5="http://schemas.microsoft.com/office/drawing/2016/5/11/chartex" xmlns:cx6="http://schemas.microsoft.com/office/drawing/2016/5/12/chartex" xmlns:cx7="http://schemas.microsoft.com/office/drawing/2016/5/13/chartex" xmlns:cx8="http://schemas.microsoft.com/office/drawing/2016/5/14/chartex" xmlns:cr="http://schemas.microsoft.com/office/comments/2020/reactions" xmlns:mc="http://schemas.openxmlformats.org/markup-compatibility/2006" xmlns:aink="http://schemas.microsoft.com/office/drawing/2016/ink" xmlns:am3d="http://schemas.microsoft.com/office/drawing/2017/model3d" xmlns:o="urn:schemas-microsoft-com:office:office" xmlns:oel="http://schemas.microsoft.com/office/2019/extlst" xmlns:r="http://schemas.openxmlformats.org/officeDocument/2006/relationships" xmlns:m="http://schemas.openxmlformats.org/officeDocument/2006/math" xmlns:v="urn:schemas-microsoft-com:vml" xmlns:wp14="http://schemas.microsoft.com/office/word/2010/wordprocessingDrawing" xmlns:wp="http://schemas.openxmlformats.org/drawingml/2006/wordprocessingDrawing" xmlns:w10="urn:schemas-microsoft-com:office:word" xmlns:w="http://schemas.openxmlformats.org/wordprocessingml/2006/main" xmlns:w14="http://schemas.microsoft.com/office/word/2010/wordml" xmlns:w15="http://schemas.microsoft.com/office/word/2012/wordml" xmlns:w16cei="http://schemas.microsoft.com/office/word/2026/wordml/cei" xmlns:w16cex="http://schemas.microsoft.com/office/word/2018/wordml/cex" xmlns:w16cid="http://schemas.microsoft.com/office/word/2016/wordml/cid" xmlns:w16="http://schemas.microsoft.com/office/word/2018/wordml" xmlns:w16du="http://schemas.microsoft.com/office/word/2023/wordml/word16du" xmlns:w16sdtdh="http://schemas.microsoft.com/office/word/2020/wordml/sdtdatahash" xmlns:w16sdtfl="http://schemas.microsoft.com/office/word/2024/wordml/sdtformatlock" xmlns:w16se="http://schemas.microsoft.com/office/word/2015/wordml/symex" xmlns:wpg="http://schemas.microsoft.com/office/word/2010/wordprocessingGroup" xmlns:wpi="http://schemas.microsoft.com/office/word/2010/wordprocessingInk" xmlns:wne="http://schemas.microsoft.com/office/word/2006/wordml" xmlns:wps="http://schemas.microsoft.com/office/word/2010/wordprocessingShape" mc:Ignorable="w14 w15 w16se w16cid w16 w16cex w16sdtdh w16sdtfl cr w16du wp14">
+<w16cex:commentsExtensible xmlns:wpc="http://schemas.microsoft.com/office/word/2010/wordprocessingCanvas" xmlns:cx="http://schemas.microsoft.com/office/drawing/2014/chartex" xmlns:cx1="http://schemas.microsoft.com/office/drawing/2015/9/8/chartex" xmlns:cx2="http://schemas.microsoft.com/office/drawing/2015/10/21/chartex" xmlns:cx3="http://schemas.microsoft.com/office/drawing/2016/5/9/chartex" xmlns:cx4="http://schemas.microsoft.com/office/drawing/2016/5/10/chartex" xmlns:cx5="http://schemas.microsoft.com/office/drawing/2016/5/11/chartex" xmlns:cx6="http://schemas.microsoft.com/office/drawing/2016/5/12/chartex" xmlns:cx7="http://schemas.microsoft.com/office/drawing/2016/5/13/chartex" xmlns:cx8="http://schemas.microsoft.com/office/drawing/2016/5/14/chartex" xmlns:cr="http://schemas.microsoft.com/office/comments/2020/reactions" xmlns:mc="http://schemas.openxmlformats.org/markup-compatibility/2006" xmlns:aink="http://schemas.microsoft.com/office/drawing/2016/ink" xmlns:am3d="http://schemas.microsoft.com/office/drawing/2017/model3d" xmlns:o="urn:schemas-microsoft-com:office:office" xmlns:oel="http://schemas.microsoft.com/office/2019/extlst" xmlns:r="http://schemas.openxmlformats.org/officeDocument/2006/relationships" xmlns:m="http://schemas.openxmlformats.org/officeDocument/2006/math" xmlns:v="urn:schemas-microsoft-com:vml" xmlns:wp14="http://schemas.microsoft.com/office/word/2010/wordprocessingDrawing" xmlns:wp="http://schemas.openxmlformats.org/drawingml/2006/wordprocessingDrawing" xmlns:w10="urn:schemas-microsoft-com:office:word" xmlns:w="http://schemas.openxmlformats.org/wordprocessingml/2006/main" xmlns:w14="http://schemas.microsoft.com/office/word/2010/wordml" xmlns:w15="http://schemas.microsoft.com/office/word/2012/wordml" xmlns:w16cex="http://schemas.microsoft.com/office/word/2018/wordml/cex" xmlns:w16cid="http://schemas.microsoft.com/office/word/2016/wordml/cid" xmlns:w16="http://schemas.microsoft.com/office/word/2018/wordml" xmlns:w16du="http://schemas.microsoft.com/office/word/2023/wordml/word16du" xmlns:w16sdtdh="http://schemas.microsoft.com/office/word/2020/wordml/sdtdatahash" xmlns:w16sdtfl="http://schemas.microsoft.com/office/word/2024/wordml/sdtformatlock" xmlns:w16se="http://schemas.microsoft.com/office/word/2015/wordml/symex" xmlns:wpg="http://schemas.microsoft.com/office/word/2010/wordprocessingGroup" xmlns:wpi="http://schemas.microsoft.com/office/word/2010/wordprocessingInk" xmlns:wne="http://schemas.microsoft.com/office/word/2006/wordml" xmlns:wps="http://schemas.microsoft.com/office/word/2010/wordprocessingShape" mc:Ignorable="w14 w15 w16se w16cid w16 w16cex w16sdtdh w16sdtfl cr w16du wp14">
   <w16cex:commentExtensible w16cex:durableId="14EA5C7F" w16cex:dateUtc="2026-08-14T14:12:00Z"/>
 </w16cex:commentsExtensible>
 </file>
 
 <file path=word/commentsIds.xml><?xml version="1.0" encoding="utf-8"?>
-<w16cid:commentsIds xmlns:wpc="http://schemas.microsoft.com/office/word/2010/wordprocessingCanvas" xmlns:cx="http://schemas.microsoft.com/office/drawing/2014/chartex" xmlns:cx1="http://schemas.microsoft.com/office/drawing/2015/9/8/chartex" xmlns:cx2="http://schemas.microsoft.com/office/drawing/2015/10/21/chartex" xmlns:cx3="http://schemas.microsoft.com/office/drawing/2016/5/9/chartex" xmlns:cx4="http://schemas.microsoft.com/office/drawing/2016/5/10/chartex" xmlns:cx5="http://schemas.microsoft.com/office/drawing/2016/5/11/chartex" xmlns:cx6="http://schemas.microsoft.com/office/drawing/2016/5/12/chartex" xmlns:cx7="http://schemas.microsoft.com/office/drawing/2016/5/13/chartex" xmlns:cx8="http://schemas.microsoft.com/office/drawing/2016/5/14/chartex" xmlns:mc="http://schemas.openxmlformats.org/markup-compatibility/2006" xmlns:aink="http://schemas.microsoft.com/office/drawing/2016/ink" xmlns:am3d="http://schemas.microsoft.com/office/drawing/2017/model3d" xmlns:o="urn:schemas-microsoft-com:office:office" xmlns:oel="http://schemas.microsoft.com/office/2019/extlst" xmlns:r="http://schemas.openxmlformats.org/officeDocument/2006/relationships" xmlns:m="http://schemas.openxmlformats.org/officeDocument/2006/math" xmlns:v="urn:schemas-microsoft-com:vml" xmlns:wp14="http://schemas.microsoft.com/office/word/2010/wordprocessingDrawing" xmlns:wp="http://schemas.openxmlformats.org/drawingml/2006/wordprocessingDrawing" xmlns:w10="urn:schemas-microsoft-com:office:word" xmlns:w="http://schemas.openxmlformats.org/wordprocessingml/2006/main" xmlns:w14="http://schemas.microsoft.com/office/word/2010/wordml" xmlns:w15="http://schemas.microsoft.com/office/word/2012/wordml" xmlns:w16cei="http://schemas.microsoft.com/office/word/2026/wordml/cei" xmlns:w16cex="http://schemas.microsoft.com/office/word/2018/wordml/cex" xmlns:w16cid="http://schemas.microsoft.com/office/word/2016/wordml/cid" xmlns:w16="http://schemas.microsoft.com/office/word/2018/wordml" xmlns:w16du="http://schemas.microsoft.com/office/word/2023/wordml/word16du" xmlns:w16sdtdh="http://schemas.microsoft.com/office/word/2020/wordml/sdtdatahash" xmlns:w16sdtfl="http://schemas.microsoft.com/office/word/2024/wordml/sdtformatlock" xmlns:w16se="http://schemas.microsoft.com/office/word/2015/wordml/symex" xmlns:wpg="http://schemas.microsoft.com/office/word/2010/wordprocessingGroup" xmlns:wpi="http://schemas.microsoft.com/office/word/2010/wordprocessingInk" xmlns:wne="http://schemas.microsoft.com/office/word/2006/wordml" xmlns:wps="http://schemas.microsoft.com/office/word/2010/wordprocessingShape" mc:Ignorable="w14 w15 w16se w16cid w16 w16cex w16sdtdh w16sdtfl w16du wp14">
+<w16cid:commentsIds xmlns:wpc="http://schemas.microsoft.com/office/word/2010/wordprocessingCanvas" xmlns:cx="http://schemas.microsoft.com/office/drawing/2014/chartex" xmlns:cx1="http://schemas.microsoft.com/office/drawing/2015/9/8/chartex" xmlns:cx2="http://schemas.microsoft.com/office/drawing/2015/10/21/chartex" xmlns:cx3="http://schemas.microsoft.com/office/drawing/2016/5/9/chartex" xmlns:cx4="http://schemas.microsoft.com/office/drawing/2016/5/10/chartex" xmlns:cx5="http://schemas.microsoft.com/office/drawing/2016/5/11/chartex" xmlns:cx6="http://schemas.microsoft.com/office/drawing/2016/5/12/chartex" xmlns:cx7="http://schemas.microsoft.com/office/drawing/2016/5/13/chartex" xmlns:cx8="http://schemas.microsoft.com/office/drawing/2016/5/14/chartex" xmlns:mc="http://schemas.openxmlformats.org/markup-compatibility/2006" xmlns:aink="http://schemas.microsoft.com/office/drawing/2016/ink" xmlns:am3d="http://schemas.microsoft.com/office/drawing/2017/model3d" xmlns:o="urn:schemas-microsoft-com:office:office" xmlns:oel="http://schemas.microsoft.com/office/2019/extlst" xmlns:r="http://schemas.openxmlformats.org/officeDocument/2006/relationships" xmlns:m="http://schemas.openxmlformats.org/officeDocument/2006/math" xmlns:v="urn:schemas-microsoft-com:vml" xmlns:wp14="http://schemas.microsoft.com/office/word/2010/wordprocessingDrawing" xmlns:wp="http://schemas.openxmlformats.org/drawingml/2006/wordprocessingDrawing" xmlns:w10="urn:schemas-microsoft-com:office:word" xmlns:w="http://schemas.openxmlformats.org/wordprocessingml/2006/main" xmlns:w14="http://schemas.microsoft.com/office/word/2010/wordml" xmlns:w15="http://schemas.microsoft.com/office/word/2012/wordml" xmlns:w16cex="http://schemas.microsoft.com/office/word/2018/wordml/cex" xmlns:w16cid="http://schemas.microsoft.com/office/word/2016/wordml/cid" xmlns:w16="http://schemas.microsoft.com/office/word/2018/wordml" xmlns:w16du="http://schemas.microsoft.com/office/word/2023/wordml/word16du" xmlns:w16sdtdh="http://schemas.microsoft.com/office/word/2020/wordml/sdtdatahash" xmlns:w16sdtfl="http://schemas.microsoft.com/office/word/2024/wordml/sdtformatlock" xmlns:w16se="http://schemas.microsoft.com/office/word/2015/wordml/symex" xmlns:wpg="http://schemas.microsoft.com/office/word/2010/wordprocessingGroup" xmlns:wpi="http://schemas.microsoft.com/office/word/2010/wordprocessingInk" xmlns:wne="http://schemas.microsoft.com/office/word/2006/wordml" xmlns:wps="http://schemas.microsoft.com/office/word/2010/wordprocessingShape" mc:Ignorable="w14 w15 w16se w16cid w16 w16cex w16sdtdh w16sdtfl w16du wp14">
   <w16cid:commentId w16cid:paraId="4E7A4C7B" w16cid:durableId="14EA5C7F"/>
 </w16cid:commentsIds>
 </file>
 
 <file path=word/numbering.xml><?xml version="1.0" encoding="utf-8"?>
-<w:numbering xmlns:wpc="http://schemas.microsoft.com/office/word/2010/wordprocessingCanvas" xmlns:cx="http://schemas.microsoft.com/office/drawing/2014/chartex" xmlns:cx1="http://schemas.microsoft.com/office/drawing/2015/9/8/chartex" xmlns:cx2="http://schemas.microsoft.com/office/drawing/2015/10/21/chartex" xmlns:cx3="http://schemas.microsoft.com/office/drawing/2016/5/9/chartex" xmlns:cx4="http://schemas.microsoft.com/office/drawing/2016/5/10/chartex" xmlns:cx5="http://schemas.microsoft.com/office/drawing/2016/5/11/chartex" xmlns:cx6="http://schemas.microsoft.com/office/drawing/2016/5/12/chartex" xmlns:cx7="http://schemas.microsoft.com/office/drawing/2016/5/13/chartex" xmlns:cx8="http://schemas.microsoft.com/office/drawing/2016/5/14/chartex" xmlns:mc="http://schemas.openxmlformats.org/markup-compatibility/2006" xmlns:aink="http://schemas.microsoft.com/office/drawing/2016/ink" xmlns:am3d="http://schemas.microsoft.com/office/drawing/2017/model3d" xmlns:o="urn:schemas-microsoft-com:office:office" xmlns:oel="http://schemas.microsoft.com/office/2019/extlst" xmlns:r="http://schemas.openxmlformats.org/officeDocument/2006/relationships" xmlns:m="http://schemas.openxmlformats.org/officeDocument/2006/math" xmlns:v="urn:schemas-microsoft-com:vml" xmlns:wp14="http://schemas.microsoft.com/office/word/2010/wordprocessingDrawing" xmlns:wp="http://schemas.openxmlformats.org/drawingml/2006/wordprocessingDrawing" xmlns:w10="urn:schemas-microsoft-com:office:word" xmlns:w="http://schemas.openxmlformats.org/wordprocessingml/2006/main" xmlns:w14="http://schemas.microsoft.com/office/word/2010/wordml" xmlns:w15="http://schemas.microsoft.com/office/word/2012/wordml" xmlns:w16cei="http://schemas.microsoft.com/office/word/2026/wordml/cei" xmlns:w16cex="http://schemas.microsoft.com/office/word/2018/wordml/cex" xmlns:w16cid="http://schemas.microsoft.com/office/word/2016/wordml/cid" xmlns:w16="http://schemas.microsoft.com/office/word/2018/wordml" xmlns:w16du="http://schemas.microsoft.com/office/word/2023/wordml/word16du" xmlns:w16sdtdh="http://schemas.microsoft.com/office/word/2020/wordml/sdtdatahash" xmlns:w16sdtfl="http://schemas.microsoft.com/office/word/2024/wordml/sdtformatlock" xmlns:w16se="http://schemas.microsoft.com/office/word/2015/wordml/symex" xmlns:wpg="http://schemas.microsoft.com/office/word/2010/wordprocessingGroup" xmlns:wpi="http://schemas.microsoft.com/office/word/2010/wordprocessingInk" xmlns:wne="http://schemas.microsoft.com/office/word/2006/wordml" xmlns:wps="http://schemas.microsoft.com/office/word/2010/wordprocessingShape" mc:Ignorable="w14 w15 w16se w16cid w16 w16cex w16sdtdh w16sdtfl w16du wp14">
+<w:numbering xmlns:wpc="http://schemas.microsoft.com/office/word/2010/wordprocessingCanvas" xmlns:cx="http://schemas.microsoft.com/office/drawing/2014/chartex" xmlns:cx1="http://schemas.microsoft.com/office/drawing/2015/9/8/chartex" xmlns:cx2="http://schemas.microsoft.com/office/drawing/2015/10/21/chartex" xmlns:cx3="http://schemas.microsoft.com/office/drawing/2016/5/9/chartex" xmlns:cx4="http://schemas.microsoft.com/office/drawing/2016/5/10/chartex" xmlns:cx5="http://schemas.microsoft.com/office/drawing/2016/5/11/chartex" xmlns:cx6="http://schemas.microsoft.com/office/drawing/2016/5/12/chartex" xmlns:cx7="http://schemas.microsoft.com/office/drawing/2016/5/13/chartex" xmlns:cx8="http://schemas.microsoft.com/office/drawing/2016/5/14/chartex" xmlns:mc="http://schemas.openxmlformats.org/markup-compatibility/2006" xmlns:aink="http://schemas.microsoft.com/office/drawing/2016/ink" xmlns:am3d="http://schemas.microsoft.com/office/drawing/2017/model3d" xmlns:o="urn:schemas-microsoft-com:office:office" xmlns:oel="http://schemas.microsoft.com/office/2019/extlst" xmlns:r="http://schemas.openxmlformats.org/officeDocument/2006/relationships" xmlns:m="http://schemas.openxmlformats.org/officeDocument/2006/math" xmlns:v="urn:schemas-microsoft-com:vml" xmlns:wp14="http://schemas.microsoft.com/office/word/2010/wordprocessingDrawing" xmlns:wp="http://schemas.openxmlformats.org/drawingml/2006/wordprocessingDrawing" xmlns:w10="urn:schemas-microsoft-com:office:word" xmlns:w="http://schemas.openxmlformats.org/wordprocessingml/2006/main" xmlns:w14="http://schemas.microsoft.com/office/word/2010/wordml" xmlns:w15="http://schemas.microsoft.com/office/word/2012/wordml" xmlns:w16cex="http://schemas.microsoft.com/office/word/2018/wordml/cex" xmlns:w16cid="http://schemas.microsoft.com/office/word/2016/wordml/cid" xmlns:w16="http://schemas.microsoft.com/office/word/2018/wordml" xmlns:w16du="http://schemas.microsoft.com/office/word/2023/wordml/word16du" xmlns:w16sdtdh="http://schemas.microsoft.com/office/word/2020/wordml/sdtdatahash" xmlns:w16sdtfl="http://schemas.microsoft.com/office/word/2024/wordml/sdtformatlock" xmlns:w16se="http://schemas.microsoft.com/office/word/2015/wordml/symex" xmlns:wpg="http://schemas.microsoft.com/office/word/2010/wordprocessingGroup" xmlns:wpi="http://schemas.microsoft.com/office/word/2010/wordprocessingInk" xmlns:wne="http://schemas.microsoft.com/office/word/2006/wordml" xmlns:wps="http://schemas.microsoft.com/office/word/2010/wordprocessingShape" mc:Ignorable="w14 w15 w16se w16cid w16 w16cex w16sdtdh w16sdtfl w16du wp14">
   <w:abstractNum w:abstractNumId="0" w15:restartNumberingAfterBreak="0">
     <w:nsid w:val="965EB447"/>
     <w:multiLevelType w:val="hybridMultilevel"/>
@@ -9999,7 +10011,7 @@
 </file>
 
 <file path=word/people.xml><?xml version="1.0" encoding="utf-8"?>
-<w15:people xmlns:wpc="http://schemas.microsoft.com/office/word/2010/wordprocessingCanvas" xmlns:cx="http://schemas.microsoft.com/office/drawing/2014/chartex" xmlns:cx1="http://schemas.microsoft.com/office/drawing/2015/9/8/chartex" xmlns:cx2="http://schemas.microsoft.com/office/drawing/2015/10/21/chartex" xmlns:cx3="http://schemas.microsoft.com/office/drawing/2016/5/9/chartex" xmlns:cx4="http://schemas.microsoft.com/office/drawing/2016/5/10/chartex" xmlns:cx5="http://schemas.microsoft.com/office/drawing/2016/5/11/chartex" xmlns:cx6="http://schemas.microsoft.com/office/drawing/2016/5/12/chartex" xmlns:cx7="http://schemas.microsoft.com/office/drawing/2016/5/13/chartex" xmlns:cx8="http://schemas.microsoft.com/office/drawing/2016/5/14/chartex" xmlns:mc="http://schemas.openxmlformats.org/markup-compatibility/2006" xmlns:aink="http://schemas.microsoft.com/office/drawing/2016/ink" xmlns:am3d="http://schemas.microsoft.com/office/drawing/2017/model3d" xmlns:o="urn:schemas-microsoft-com:office:office" xmlns:oel="http://schemas.microsoft.com/office/2019/extlst" xmlns:r="http://schemas.openxmlformats.org/officeDocument/2006/relationships" xmlns:m="http://schemas.openxmlformats.org/officeDocument/2006/math" xmlns:v="urn:schemas-microsoft-com:vml" xmlns:wp14="http://schemas.microsoft.com/office/word/2010/wordprocessingDrawing" xmlns:wp="http://schemas.openxmlformats.org/drawingml/2006/wordprocessingDrawing" xmlns:w10="urn:schemas-microsoft-com:office:word" xmlns:w="http://schemas.openxmlformats.org/wordprocessingml/2006/main" xmlns:w14="http://schemas.microsoft.com/office/word/2010/wordml" xmlns:w15="http://schemas.microsoft.com/office/word/2012/wordml" xmlns:w16cei="http://schemas.microsoft.com/office/word/2026/wordml/cei" xmlns:w16cex="http://schemas.microsoft.com/office/word/2018/wordml/cex" xmlns:w16cid="http://schemas.microsoft.com/office/word/2016/wordml/cid" xmlns:w16="http://schemas.microsoft.com/office/word/2018/wordml" xmlns:w16du="http://schemas.microsoft.com/office/word/2023/wordml/word16du" xmlns:w16sdtdh="http://schemas.microsoft.com/office/word/2020/wordml/sdtdatahash" xmlns:w16sdtfl="http://schemas.microsoft.com/office/word/2024/wordml/sdtformatlock" xmlns:w16se="http://schemas.microsoft.com/office/word/2015/wordml/symex" xmlns:wpg="http://schemas.microsoft.com/office/word/2010/wordprocessingGroup" xmlns:wpi="http://schemas.microsoft.com/office/word/2010/wordprocessingInk" xmlns:wne="http://schemas.microsoft.com/office/word/2006/wordml" xmlns:wps="http://schemas.microsoft.com/office/word/2010/wordprocessingShape" mc:Ignorable="w14 w15 w16se w16cid w16 w16cex w16sdtdh w16sdtfl w16du wp14">
+<w15:people xmlns:wpc="http://schemas.microsoft.com/office/word/2010/wordprocessingCanvas" xmlns:cx="http://schemas.microsoft.com/office/drawing/2014/chartex" xmlns:cx1="http://schemas.microsoft.com/office/drawing/2015/9/8/chartex" xmlns:cx2="http://schemas.microsoft.com/office/drawing/2015/10/21/chartex" xmlns:cx3="http://schemas.microsoft.com/office/drawing/2016/5/9/chartex" xmlns:cx4="http://schemas.microsoft.com/office/drawing/2016/5/10/chartex" xmlns:cx5="http://schemas.microsoft.com/office/drawing/2016/5/11/chartex" xmlns:cx6="http://schemas.microsoft.com/office/drawing/2016/5/12/chartex" xmlns:cx7="http://schemas.microsoft.com/office/drawing/2016/5/13/chartex" xmlns:cx8="http://schemas.microsoft.com/office/drawing/2016/5/14/chartex" xmlns:mc="http://schemas.openxmlformats.org/markup-compatibility/2006" xmlns:aink="http://schemas.microsoft.com/office/drawing/2016/ink" xmlns:am3d="http://schemas.microsoft.com/office/drawing/2017/model3d" xmlns:o="urn:schemas-microsoft-com:office:office" xmlns:oel="http://schemas.microsoft.com/office/2019/extlst" xmlns:r="http://schemas.openxmlformats.org/officeDocument/2006/relationships" xmlns:m="http://schemas.openxmlformats.org/officeDocument/2006/math" xmlns:v="urn:schemas-microsoft-com:vml" xmlns:wp14="http://schemas.microsoft.com/office/word/2010/wordprocessingDrawing" xmlns:wp="http://schemas.openxmlformats.org/drawingml/2006/wordprocessingDrawing" xmlns:w10="urn:schemas-microsoft-com:office:word" xmlns:w="http://schemas.openxmlformats.org/wordprocessingml/2006/main" xmlns:w14="http://schemas.microsoft.com/office/word/2010/wordml" xmlns:w15="http://schemas.microsoft.com/office/word/2012/wordml" xmlns:w16cex="http://schemas.microsoft.com/office/word/2018/wordml/cex" xmlns:w16cid="http://schemas.microsoft.com/office/word/2016/wordml/cid" xmlns:w16="http://schemas.microsoft.com/office/word/2018/wordml" xmlns:w16du="http://schemas.microsoft.com/office/word/2023/wordml/word16du" xmlns:w16sdtdh="http://schemas.microsoft.com/office/word/2020/wordml/sdtdatahash" xmlns:w16sdtfl="http://schemas.microsoft.com/office/word/2024/wordml/sdtformatlock" xmlns:w16se="http://schemas.microsoft.com/office/word/2015/wordml/symex" xmlns:wpg="http://schemas.microsoft.com/office/word/2010/wordprocessingGroup" xmlns:wpi="http://schemas.microsoft.com/office/word/2010/wordprocessingInk" xmlns:wne="http://schemas.microsoft.com/office/word/2006/wordml" xmlns:wps="http://schemas.microsoft.com/office/word/2010/wordprocessingShape" mc:Ignorable="w14 w15 w16se w16cid w16 w16cex w16sdtdh w16sdtfl w16du wp14">
   <w15:person w15:author="Anna Seaman">
     <w15:presenceInfo w15:providerId="AD" w15:userId="S::AnnaS@hkusa.com::713ab380-bdda-4997-81d0-fa539102c996"/>
   </w15:person>
